--- a/relatorio_parcial_PF2_1.docx
+++ b/relatorio_parcial_PF2_1.docx
@@ -2739,870 +2739,6 @@
           </w:p>
         </w:tc>
       </w:tr>
-      <w:tr>
-        <w:tc>
-          <w:tcPr>
-            <w:tcW w:type="dxa" w:w="1234"/>
-          </w:tcPr>
-          <w:p>
-            <w:r>
-              <w:t>40</w:t>
-            </w:r>
-          </w:p>
-        </w:tc>
-        <w:tc>
-          <w:tcPr>
-            <w:tcW w:type="dxa" w:w="1234"/>
-          </w:tcPr>
-          <w:p>
-            <w:r>
-              <w:t>20</w:t>
-            </w:r>
-          </w:p>
-        </w:tc>
-        <w:tc>
-          <w:tcPr>
-            <w:tcW w:type="dxa" w:w="1234"/>
-          </w:tcPr>
-          <w:p>
-            <w:r>
-              <w:t>20</w:t>
-            </w:r>
-          </w:p>
-        </w:tc>
-        <w:tc>
-          <w:tcPr>
-            <w:tcW w:type="dxa" w:w="1234"/>
-          </w:tcPr>
-          <w:p>
-            <w:r>
-              <w:t>2,619 × 10⁻⁴</w:t>
-            </w:r>
-          </w:p>
-        </w:tc>
-        <w:tc>
-          <w:tcPr>
-            <w:tcW w:type="dxa" w:w="1234"/>
-          </w:tcPr>
-          <w:p>
-            <w:r>
-              <w:t>4,67 × 10⁻⁶</w:t>
-            </w:r>
-          </w:p>
-        </w:tc>
-        <w:tc>
-          <w:tcPr>
-            <w:tcW w:type="dxa" w:w="1234"/>
-          </w:tcPr>
-          <w:p>
-            <w:r>
-              <w:t>13</w:t>
-            </w:r>
-          </w:p>
-        </w:tc>
-        <w:tc>
-          <w:tcPr>
-            <w:tcW w:type="dxa" w:w="1234"/>
-          </w:tcPr>
-          <w:p>
-            <w:r>
-              <w:t>1,227</w:t>
-            </w:r>
-          </w:p>
-        </w:tc>
-      </w:tr>
-      <w:tr>
-        <w:tc>
-          <w:tcPr>
-            <w:tcW w:type="dxa" w:w="1234"/>
-          </w:tcPr>
-          <w:p>
-            <w:r>
-              <w:t>20</w:t>
-            </w:r>
-          </w:p>
-        </w:tc>
-        <w:tc>
-          <w:tcPr>
-            <w:tcW w:type="dxa" w:w="1234"/>
-          </w:tcPr>
-          <w:p>
-            <w:r>
-              <w:t>20</w:t>
-            </w:r>
-          </w:p>
-        </w:tc>
-        <w:tc>
-          <w:tcPr>
-            <w:tcW w:type="dxa" w:w="1234"/>
-          </w:tcPr>
-          <w:p>
-            <w:r>
-              <w:t>20</w:t>
-            </w:r>
-          </w:p>
-        </w:tc>
-        <w:tc>
-          <w:tcPr>
-            <w:tcW w:type="dxa" w:w="1234"/>
-          </w:tcPr>
-          <w:p>
-            <w:r>
-              <w:t>2,616 × 10⁻⁴</w:t>
-            </w:r>
-          </w:p>
-        </w:tc>
-        <w:tc>
-          <w:tcPr>
-            <w:tcW w:type="dxa" w:w="1234"/>
-          </w:tcPr>
-          <w:p>
-            <w:r>
-              <w:t>5,49 × 10⁻⁶</w:t>
-            </w:r>
-          </w:p>
-        </w:tc>
-        <w:tc>
-          <w:tcPr>
-            <w:tcW w:type="dxa" w:w="1234"/>
-          </w:tcPr>
-          <w:p>
-            <w:r>
-              <w:t>13</w:t>
-            </w:r>
-          </w:p>
-        </w:tc>
-        <w:tc>
-          <w:tcPr>
-            <w:tcW w:type="dxa" w:w="1234"/>
-          </w:tcPr>
-          <w:p>
-            <w:r>
-              <w:t>0,575</w:t>
-            </w:r>
-          </w:p>
-        </w:tc>
-      </w:tr>
-      <w:tr>
-        <w:tc>
-          <w:tcPr>
-            <w:tcW w:type="dxa" w:w="1234"/>
-          </w:tcPr>
-          <w:p>
-            <w:r>
-              <w:t>20</w:t>
-            </w:r>
-          </w:p>
-        </w:tc>
-        <w:tc>
-          <w:tcPr>
-            <w:tcW w:type="dxa" w:w="1234"/>
-          </w:tcPr>
-          <w:p>
-            <w:r>
-              <w:t>10</w:t>
-            </w:r>
-          </w:p>
-        </w:tc>
-        <w:tc>
-          <w:tcPr>
-            <w:tcW w:type="dxa" w:w="1234"/>
-          </w:tcPr>
-          <w:p>
-            <w:r>
-              <w:t>20</w:t>
-            </w:r>
-          </w:p>
-        </w:tc>
-        <w:tc>
-          <w:tcPr>
-            <w:tcW w:type="dxa" w:w="1234"/>
-          </w:tcPr>
-          <w:p>
-            <w:r>
-              <w:t>2,538 × 10⁻⁴</w:t>
-            </w:r>
-          </w:p>
-        </w:tc>
-        <w:tc>
-          <w:tcPr>
-            <w:tcW w:type="dxa" w:w="1234"/>
-          </w:tcPr>
-          <w:p>
-            <w:r>
-              <w:t>8,31 × 10⁻⁶</w:t>
-            </w:r>
-          </w:p>
-        </w:tc>
-        <w:tc>
-          <w:tcPr>
-            <w:tcW w:type="dxa" w:w="1234"/>
-          </w:tcPr>
-          <w:p>
-            <w:r>
-              <w:t>10</w:t>
-            </w:r>
-          </w:p>
-        </w:tc>
-        <w:tc>
-          <w:tcPr>
-            <w:tcW w:type="dxa" w:w="1234"/>
-          </w:tcPr>
-          <w:p>
-            <w:r>
-              <w:t>0,375</w:t>
-            </w:r>
-          </w:p>
-        </w:tc>
-      </w:tr>
-      <w:tr>
-        <w:tc>
-          <w:tcPr>
-            <w:tcW w:type="dxa" w:w="1234"/>
-          </w:tcPr>
-          <w:p>
-            <w:r>
-              <w:t>40</w:t>
-            </w:r>
-          </w:p>
-        </w:tc>
-        <w:tc>
-          <w:tcPr>
-            <w:tcW w:type="dxa" w:w="1234"/>
-          </w:tcPr>
-          <w:p>
-            <w:r>
-              <w:t>10</w:t>
-            </w:r>
-          </w:p>
-        </w:tc>
-        <w:tc>
-          <w:tcPr>
-            <w:tcW w:type="dxa" w:w="1234"/>
-          </w:tcPr>
-          <w:p>
-            <w:r>
-              <w:t>50</w:t>
-            </w:r>
-          </w:p>
-        </w:tc>
-        <w:tc>
-          <w:tcPr>
-            <w:tcW w:type="dxa" w:w="1234"/>
-          </w:tcPr>
-          <w:p>
-            <w:r>
-              <w:t>2,476 × 10⁻⁴</w:t>
-            </w:r>
-          </w:p>
-        </w:tc>
-        <w:tc>
-          <w:tcPr>
-            <w:tcW w:type="dxa" w:w="1234"/>
-          </w:tcPr>
-          <w:p>
-            <w:r>
-              <w:t>8,32 × 10⁻⁶</w:t>
-            </w:r>
-          </w:p>
-        </w:tc>
-        <w:tc>
-          <w:tcPr>
-            <w:tcW w:type="dxa" w:w="1234"/>
-          </w:tcPr>
-          <w:p>
-            <w:r>
-              <w:t>6</w:t>
-            </w:r>
-          </w:p>
-        </w:tc>
-        <w:tc>
-          <w:tcPr>
-            <w:tcW w:type="dxa" w:w="1234"/>
-          </w:tcPr>
-          <w:p>
-            <w:r>
-              <w:t>0,614</w:t>
-            </w:r>
-          </w:p>
-        </w:tc>
-      </w:tr>
-      <w:tr>
-        <w:tc>
-          <w:tcPr>
-            <w:tcW w:type="dxa" w:w="1234"/>
-          </w:tcPr>
-          <w:p>
-            <w:r>
-              <w:t>20</w:t>
-            </w:r>
-          </w:p>
-        </w:tc>
-        <w:tc>
-          <w:tcPr>
-            <w:tcW w:type="dxa" w:w="1234"/>
-          </w:tcPr>
-          <w:p>
-            <w:r>
-              <w:t>20</w:t>
-            </w:r>
-          </w:p>
-        </w:tc>
-        <w:tc>
-          <w:tcPr>
-            <w:tcW w:type="dxa" w:w="1234"/>
-          </w:tcPr>
-          <w:p>
-            <w:r>
-              <w:t>50</w:t>
-            </w:r>
-          </w:p>
-        </w:tc>
-        <w:tc>
-          <w:tcPr>
-            <w:tcW w:type="dxa" w:w="1234"/>
-          </w:tcPr>
-          <w:p>
-            <w:r>
-              <w:t>2,458 × 10⁻⁴</w:t>
-            </w:r>
-          </w:p>
-        </w:tc>
-        <w:tc>
-          <w:tcPr>
-            <w:tcW w:type="dxa" w:w="1234"/>
-          </w:tcPr>
-          <w:p>
-            <w:r>
-              <w:t>1,85 × 10⁻⁵</w:t>
-            </w:r>
-          </w:p>
-        </w:tc>
-        <w:tc>
-          <w:tcPr>
-            <w:tcW w:type="dxa" w:w="1234"/>
-          </w:tcPr>
-          <w:p>
-            <w:r>
-              <w:t>6</w:t>
-            </w:r>
-          </w:p>
-        </w:tc>
-        <w:tc>
-          <w:tcPr>
-            <w:tcW w:type="dxa" w:w="1234"/>
-          </w:tcPr>
-          <w:p>
-            <w:r>
-              <w:t>0,577</w:t>
-            </w:r>
-          </w:p>
-        </w:tc>
-      </w:tr>
-      <w:tr>
-        <w:tc>
-          <w:tcPr>
-            <w:tcW w:type="dxa" w:w="1234"/>
-          </w:tcPr>
-          <w:p>
-            <w:r>
-              <w:t>40</w:t>
-            </w:r>
-          </w:p>
-        </w:tc>
-        <w:tc>
-          <w:tcPr>
-            <w:tcW w:type="dxa" w:w="1234"/>
-          </w:tcPr>
-          <w:p>
-            <w:r>
-              <w:t>20</w:t>
-            </w:r>
-          </w:p>
-        </w:tc>
-        <w:tc>
-          <w:tcPr>
-            <w:tcW w:type="dxa" w:w="1234"/>
-          </w:tcPr>
-          <w:p>
-            <w:r>
-              <w:t>50</w:t>
-            </w:r>
-          </w:p>
-        </w:tc>
-        <w:tc>
-          <w:tcPr>
-            <w:tcW w:type="dxa" w:w="1234"/>
-          </w:tcPr>
-          <w:p>
-            <w:r>
-              <w:t>2,453 × 10⁻⁴</w:t>
-            </w:r>
-          </w:p>
-        </w:tc>
-        <w:tc>
-          <w:tcPr>
-            <w:tcW w:type="dxa" w:w="1234"/>
-          </w:tcPr>
-          <w:p>
-            <w:r>
-              <w:t>4,70 × 10⁻⁶</w:t>
-            </w:r>
-          </w:p>
-        </w:tc>
-        <w:tc>
-          <w:tcPr>
-            <w:tcW w:type="dxa" w:w="1234"/>
-          </w:tcPr>
-          <w:p>
-            <w:r>
-              <w:t>5</w:t>
-            </w:r>
-          </w:p>
-        </w:tc>
-        <w:tc>
-          <w:tcPr>
-            <w:tcW w:type="dxa" w:w="1234"/>
-          </w:tcPr>
-          <w:p>
-            <w:r>
-              <w:t>1,219</w:t>
-            </w:r>
-          </w:p>
-        </w:tc>
-      </w:tr>
-      <w:tr>
-        <w:tc>
-          <w:tcPr>
-            <w:tcW w:type="dxa" w:w="1234"/>
-          </w:tcPr>
-          <w:p>
-            <w:r>
-              <w:t>10</w:t>
-            </w:r>
-          </w:p>
-        </w:tc>
-        <w:tc>
-          <w:tcPr>
-            <w:tcW w:type="dxa" w:w="1234"/>
-          </w:tcPr>
-          <w:p>
-            <w:r>
-              <w:t>20</w:t>
-            </w:r>
-          </w:p>
-        </w:tc>
-        <w:tc>
-          <w:tcPr>
-            <w:tcW w:type="dxa" w:w="1234"/>
-          </w:tcPr>
-          <w:p>
-            <w:r>
-              <w:t>20</w:t>
-            </w:r>
-          </w:p>
-        </w:tc>
-        <w:tc>
-          <w:tcPr>
-            <w:tcW w:type="dxa" w:w="1234"/>
-          </w:tcPr>
-          <w:p>
-            <w:r>
-              <w:t>2,450 × 10⁻⁴</w:t>
-            </w:r>
-          </w:p>
-        </w:tc>
-        <w:tc>
-          <w:tcPr>
-            <w:tcW w:type="dxa" w:w="1234"/>
-          </w:tcPr>
-          <w:p>
-            <w:r>
-              <w:t>1,01 × 10⁻⁵</w:t>
-            </w:r>
-          </w:p>
-        </w:tc>
-        <w:tc>
-          <w:tcPr>
-            <w:tcW w:type="dxa" w:w="1234"/>
-          </w:tcPr>
-          <w:p>
-            <w:r>
-              <w:t>11</w:t>
-            </w:r>
-          </w:p>
-        </w:tc>
-        <w:tc>
-          <w:tcPr>
-            <w:tcW w:type="dxa" w:w="1234"/>
-          </w:tcPr>
-          <w:p>
-            <w:r>
-              <w:t>0,276</w:t>
-            </w:r>
-          </w:p>
-        </w:tc>
-      </w:tr>
-      <w:tr>
-        <w:tc>
-          <w:tcPr>
-            <w:tcW w:type="dxa" w:w="1234"/>
-          </w:tcPr>
-          <w:p>
-            <w:r>
-              <w:t>10</w:t>
-            </w:r>
-          </w:p>
-        </w:tc>
-        <w:tc>
-          <w:tcPr>
-            <w:tcW w:type="dxa" w:w="1234"/>
-          </w:tcPr>
-          <w:p>
-            <w:r>
-              <w:t>20</w:t>
-            </w:r>
-          </w:p>
-        </w:tc>
-        <w:tc>
-          <w:tcPr>
-            <w:tcW w:type="dxa" w:w="1234"/>
-          </w:tcPr>
-          <w:p>
-            <w:r>
-              <w:t>50</w:t>
-            </w:r>
-          </w:p>
-        </w:tc>
-        <w:tc>
-          <w:tcPr>
-            <w:tcW w:type="dxa" w:w="1234"/>
-          </w:tcPr>
-          <w:p>
-            <w:r>
-              <w:t>2,436 × 10⁻⁴</w:t>
-            </w:r>
-          </w:p>
-        </w:tc>
-        <w:tc>
-          <w:tcPr>
-            <w:tcW w:type="dxa" w:w="1234"/>
-          </w:tcPr>
-          <w:p>
-            <w:r>
-              <w:t>6,98 × 10⁻⁶</w:t>
-            </w:r>
-          </w:p>
-        </w:tc>
-        <w:tc>
-          <w:tcPr>
-            <w:tcW w:type="dxa" w:w="1234"/>
-          </w:tcPr>
-          <w:p>
-            <w:r>
-              <w:t>7</w:t>
-            </w:r>
-          </w:p>
-        </w:tc>
-        <w:tc>
-          <w:tcPr>
-            <w:tcW w:type="dxa" w:w="1234"/>
-          </w:tcPr>
-          <w:p>
-            <w:r>
-              <w:t>0,336</w:t>
-            </w:r>
-          </w:p>
-        </w:tc>
-      </w:tr>
-      <w:tr>
-        <w:tc>
-          <w:tcPr>
-            <w:tcW w:type="dxa" w:w="1234"/>
-          </w:tcPr>
-          <w:p>
-            <w:r>
-              <w:t>40</w:t>
-            </w:r>
-          </w:p>
-        </w:tc>
-        <w:tc>
-          <w:tcPr>
-            <w:tcW w:type="dxa" w:w="1234"/>
-          </w:tcPr>
-          <w:p>
-            <w:r>
-              <w:t>10</w:t>
-            </w:r>
-          </w:p>
-        </w:tc>
-        <w:tc>
-          <w:tcPr>
-            <w:tcW w:type="dxa" w:w="1234"/>
-          </w:tcPr>
-          <w:p>
-            <w:r>
-              <w:t>20</w:t>
-            </w:r>
-          </w:p>
-        </w:tc>
-        <w:tc>
-          <w:tcPr>
-            <w:tcW w:type="dxa" w:w="1234"/>
-          </w:tcPr>
-          <w:p>
-            <w:r>
-              <w:t>2,410 × 10⁻⁴</w:t>
-            </w:r>
-          </w:p>
-        </w:tc>
-        <w:tc>
-          <w:tcPr>
-            <w:tcW w:type="dxa" w:w="1234"/>
-          </w:tcPr>
-          <w:p>
-            <w:r>
-              <w:t>1,33 × 10⁻⁵</w:t>
-            </w:r>
-          </w:p>
-        </w:tc>
-        <w:tc>
-          <w:tcPr>
-            <w:tcW w:type="dxa" w:w="1234"/>
-          </w:tcPr>
-          <w:p>
-            <w:r>
-              <w:t>9</w:t>
-            </w:r>
-          </w:p>
-        </w:tc>
-        <w:tc>
-          <w:tcPr>
-            <w:tcW w:type="dxa" w:w="1234"/>
-          </w:tcPr>
-          <w:p>
-            <w:r>
-              <w:t>0,632</w:t>
-            </w:r>
-          </w:p>
-        </w:tc>
-      </w:tr>
-      <w:tr>
-        <w:tc>
-          <w:tcPr>
-            <w:tcW w:type="dxa" w:w="1234"/>
-          </w:tcPr>
-          <w:p>
-            <w:r>
-              <w:t>20</w:t>
-            </w:r>
-          </w:p>
-        </w:tc>
-        <w:tc>
-          <w:tcPr>
-            <w:tcW w:type="dxa" w:w="1234"/>
-          </w:tcPr>
-          <w:p>
-            <w:r>
-              <w:t>10</w:t>
-            </w:r>
-          </w:p>
-        </w:tc>
-        <w:tc>
-          <w:tcPr>
-            <w:tcW w:type="dxa" w:w="1234"/>
-          </w:tcPr>
-          <w:p>
-            <w:r>
-              <w:t>50</w:t>
-            </w:r>
-          </w:p>
-        </w:tc>
-        <w:tc>
-          <w:tcPr>
-            <w:tcW w:type="dxa" w:w="1234"/>
-          </w:tcPr>
-          <w:p>
-            <w:r>
-              <w:t>2,410 × 10⁻⁴</w:t>
-            </w:r>
-          </w:p>
-        </w:tc>
-        <w:tc>
-          <w:tcPr>
-            <w:tcW w:type="dxa" w:w="1234"/>
-          </w:tcPr>
-          <w:p>
-            <w:r>
-              <w:t>6,81 × 10⁻⁶</w:t>
-            </w:r>
-          </w:p>
-        </w:tc>
-        <w:tc>
-          <w:tcPr>
-            <w:tcW w:type="dxa" w:w="1234"/>
-          </w:tcPr>
-          <w:p>
-            <w:r>
-              <w:t>2</w:t>
-            </w:r>
-          </w:p>
-        </w:tc>
-        <w:tc>
-          <w:tcPr>
-            <w:tcW w:type="dxa" w:w="1234"/>
-          </w:tcPr>
-          <w:p>
-            <w:r>
-              <w:t>0,328</w:t>
-            </w:r>
-          </w:p>
-        </w:tc>
-      </w:tr>
-      <w:tr>
-        <w:tc>
-          <w:tcPr>
-            <w:tcW w:type="dxa" w:w="1234"/>
-          </w:tcPr>
-          <w:p>
-            <w:r>
-              <w:t>10</w:t>
-            </w:r>
-          </w:p>
-        </w:tc>
-        <w:tc>
-          <w:tcPr>
-            <w:tcW w:type="dxa" w:w="1234"/>
-          </w:tcPr>
-          <w:p>
-            <w:r>
-              <w:t>10</w:t>
-            </w:r>
-          </w:p>
-        </w:tc>
-        <w:tc>
-          <w:tcPr>
-            <w:tcW w:type="dxa" w:w="1234"/>
-          </w:tcPr>
-          <w:p>
-            <w:r>
-              <w:t>20</w:t>
-            </w:r>
-          </w:p>
-        </w:tc>
-        <w:tc>
-          <w:tcPr>
-            <w:tcW w:type="dxa" w:w="1234"/>
-          </w:tcPr>
-          <w:p>
-            <w:r>
-              <w:t>2,337 × 10⁻⁴</w:t>
-            </w:r>
-          </w:p>
-        </w:tc>
-        <w:tc>
-          <w:tcPr>
-            <w:tcW w:type="dxa" w:w="1234"/>
-          </w:tcPr>
-          <w:p>
-            <w:r>
-              <w:t>1,70 × 10⁻⁵</w:t>
-            </w:r>
-          </w:p>
-        </w:tc>
-        <w:tc>
-          <w:tcPr>
-            <w:tcW w:type="dxa" w:w="1234"/>
-          </w:tcPr>
-          <w:p>
-            <w:r>
-              <w:t>9</w:t>
-            </w:r>
-          </w:p>
-        </w:tc>
-        <w:tc>
-          <w:tcPr>
-            <w:tcW w:type="dxa" w:w="1234"/>
-          </w:tcPr>
-          <w:p>
-            <w:r>
-              <w:t>0,152</w:t>
-            </w:r>
-          </w:p>
-        </w:tc>
-      </w:tr>
-      <w:tr>
-        <w:tc>
-          <w:tcPr>
-            <w:tcW w:type="dxa" w:w="1234"/>
-          </w:tcPr>
-          <w:p>
-            <w:r>
-              <w:t>10</w:t>
-            </w:r>
-          </w:p>
-        </w:tc>
-        <w:tc>
-          <w:tcPr>
-            <w:tcW w:type="dxa" w:w="1234"/>
-          </w:tcPr>
-          <w:p>
-            <w:r>
-              <w:t>10</w:t>
-            </w:r>
-          </w:p>
-        </w:tc>
-        <w:tc>
-          <w:tcPr>
-            <w:tcW w:type="dxa" w:w="1234"/>
-          </w:tcPr>
-          <w:p>
-            <w:r>
-              <w:t>50</w:t>
-            </w:r>
-          </w:p>
-        </w:tc>
-        <w:tc>
-          <w:tcPr>
-            <w:tcW w:type="dxa" w:w="1234"/>
-          </w:tcPr>
-          <w:p>
-            <w:r>
-              <w:t>2,275 × 10⁻⁴</w:t>
-            </w:r>
-          </w:p>
-        </w:tc>
-        <w:tc>
-          <w:tcPr>
-            <w:tcW w:type="dxa" w:w="1234"/>
-          </w:tcPr>
-          <w:p>
-            <w:r>
-              <w:t>2,09 × 10⁻⁵</w:t>
-            </w:r>
-          </w:p>
-        </w:tc>
-        <w:tc>
-          <w:tcPr>
-            <w:tcW w:type="dxa" w:w="1234"/>
-          </w:tcPr>
-          <w:p>
-            <w:r>
-              <w:t>6</w:t>
-            </w:r>
-          </w:p>
-        </w:tc>
-        <w:tc>
-          <w:tcPr>
-            <w:tcW w:type="dxa" w:w="1234"/>
-          </w:tcPr>
-          <w:p>
-            <w:r>
-              <w:t>0,173</w:t>
-            </w:r>
-          </w:p>
-        </w:tc>
-      </w:tr>
     </w:tbl>
     <w:p/>
     <w:p>
